--- a/assets/downloads/simulation-28/instructions-for-all-sps.docx
+++ b/assets/downloads/simulation-28/instructions-for-all-sps.docx
@@ -690,6 +690,7 @@
           <w:sz w:val="24"/>
           <w:szCs w:val="24"/>
         </w:rPr>
+        <w:pageBreakBefore/>
       </w:pPr>
       <w:r>
         <w:rPr>
@@ -1938,6 +1939,7 @@
           <w:sz w:val="24"/>
           <w:szCs w:val="24"/>
         </w:rPr>
+        <w:pageBreakBefore/>
       </w:pPr>
       <w:r>
         <w:rPr>
@@ -2709,6 +2711,7 @@
           <w:sz w:val="24"/>
           <w:szCs w:val="24"/>
         </w:rPr>
+        <w:pageBreakBefore/>
       </w:pPr>
       <w:r>
         <w:rPr>
@@ -3832,6 +3835,7 @@
           <w:sz w:val="24"/>
           <w:szCs w:val="24"/>
         </w:rPr>
+        <w:pageBreakBefore/>
       </w:pPr>
       <w:r>
         <w:rPr>
@@ -4289,6 +4293,7 @@
           <w:sz w:val="24"/>
           <w:szCs w:val="24"/>
         </w:rPr>
+        <w:pageBreakBefore/>
       </w:pPr>
       <w:r>
         <w:rPr>
